--- a/docs/survey-reports/2026-08-南网总部基地绿色近零碳智慧园区项目调研报告.docx
+++ b/docs/survey-reports/2026-08-南网总部基地绿色近零碳智慧园区项目调研报告.docx
@@ -351,7 +351,7 @@
           <w:b w:val="0"/>
           <w:sz w:val="32"/>
         </w:rPr>
-        <w:t>按调研计划，五个调研对象分别代表建筑零碳技术研发与政策研究、新建超大型总部园区、既有大型园区智慧节能改造、近零碳社区核心示范、总部办公与数据中心复合园区五类样本。截至本报告成稿，各对象进展与分工如下。</w:t>
+        <w:t>本报告涉及三家单位，各自的侧重与进展如下。</w:t>
       </w:r>
     </w:p>
     <w:p>
@@ -366,7 +366,7 @@
           <w:b w:val="0"/>
           <w:sz w:val="32"/>
         </w:rPr>
-        <w:t>中国建筑科学研究院有限公司（以下简称建科院），偏建筑节能与零碳认证方向，已完成专题宣讲和一次交流。</w:t>
+        <w:t>中国建筑科学研究院有限公司（以下简称建科院），侧重建筑节能与零碳认证，已完成一次专题宣讲和一次交流。建科院不在调研计划的实地调研对象之列，其总工徐伟（大师）列入调研计划的专家表，并已在8月19日的交流中出现。</w:t>
       </w:r>
     </w:p>
     <w:p>
@@ -381,7 +381,7 @@
           <w:b w:val="0"/>
           <w:sz w:val="32"/>
         </w:rPr>
-        <w:t>中国移动，偏智慧园区方向，已完成一次交流；其国际信息港（公开报道中亦称全球信息港）在既有园区绿色智能方面的实践另有公开报道可供引用。</w:t>
+        <w:t>中国移动，侧重智慧园区，已完成一次交流。其国际信息港是调研计划中北京一站的实地对象，本报告另引用该园区的公开报道。需说明，该园区在不同材料中有国际信息港、全球信息港、信息港等称法，本报告统一称国际信息港，引用公开报道时照录报道原称。</w:t>
       </w:r>
     </w:p>
     <w:p>
@@ -396,7 +396,7 @@
           <w:b w:val="0"/>
           <w:sz w:val="32"/>
         </w:rPr>
-        <w:t>清华大学，对应建筑零碳技术研发与政策研究方向，计划参观超低能耗示范楼并开展院士座谈，行程安排在2026年8月21日，尚未开展。</w:t>
+        <w:t>清华大学，本次主要拟吸取技术方向与潜在的咨询服务机会，是调研计划中北京一站的另一实地对象，计划参观超低能耗示范楼并开展院士座谈，行程安排在2026年8月21日，尚未开展。</w:t>
       </w:r>
     </w:p>
     <w:p>
@@ -411,7 +411,7 @@
           <w:b w:val="0"/>
           <w:sz w:val="32"/>
         </w:rPr>
-        <w:t>深圳的腾讯企鹅岛、大梅沙万科中心碳中和实验园区，以及广州的中国移动南方基地，均为调研计划中的后续对象，行程尚未发生。</w:t>
+        <w:t>按调研计划，实地调研共五个对象，分布在北京、深圳、广州三地，分别代表建筑零碳技术研发与政策研究、新建超大型总部园区、既有大型园区智慧节能改造、近零碳社区核心示范、总部办公与数据中心复合园区五类样本。除上述北京两站外，深圳的腾讯企鹅岛、大梅沙万科中心碳中和实验园区，以及广州的中国移动南方基地，行程尚未发生。</w:t>
       </w:r>
     </w:p>
     <w:p>
@@ -426,7 +426,7 @@
           <w:b w:val="0"/>
           <w:sz w:val="32"/>
         </w:rPr>
-        <w:t>调研计划另列专家表，包括江亿、徐伟（建科院总工、大师）、何镜堂、杨旭东、贺克斌。其中徐伟已在8月19日的交流中出现。</w:t>
+        <w:t>调研计划另列专家表，包括江亿、徐伟、何镜堂、杨旭东、贺克斌。</w:t>
       </w:r>
     </w:p>
     <w:p>
@@ -1071,7 +1071,7 @@
           <w:b w:val="0"/>
           <w:sz w:val="32"/>
         </w:rPr>
-        <w:t>需说明，上述内容均来自公开报道，不是本次踏勘实测。调研计划对北京移动信息港一站列出的重点为既有园区节能改造、照明与空调联动、余热利用、智慧电力监控、数据中心节能及运行绩效核证，与公开报道所载方向一致，可在实地环节据此核实。</w:t>
+        <w:t>需说明，上述内容均来自公开报道，不是本次踏勘实测。调研计划对北京移动信息港一站列出的重点为既有园区节能改造、照明与空调联动、余热利用、智慧电力监控、数据中心节能及运行绩效核证。除运行绩效核证外，其余方向均与公开报道所载内容对应，可在实地环节据此核实；运行绩效核证在公开报道中未见，宜在实地环节重点了解。</w:t>
       </w:r>
     </w:p>
     <w:p>
@@ -2148,7 +2148,7 @@
           <w:b w:val="0"/>
           <w:sz w:val="32"/>
         </w:rPr>
-        <w:t>8月19日交流把数据机房作为突破口，方向上与本项目的用能结构相符：机房是园区内能耗密度最高的单元，也是最可能改变园区碳排放结构的单体。据宣讲材料，中建科技产业园的建筑碳排放占园区58%，建筑碳减排贡献49.8%，说明在以建筑为主体的园区里建筑侧是主战场；本项目含数据机房，用能结构与该案例不同，须自行核算后再判断主战场所在。</w:t>
+        <w:t>8月19日交流把数据机房作为突破口，方向上是合理的：机房一般是园区内能耗密度最高的单元，也最有可能改变园区的碳排放结构。此为定性推断，本项目机房的实际能耗、规模与占比稿中未见。据宣讲材料，中建科技产业园的建筑碳排放占园区58%，建筑碳减排贡献49.8%，说明在以建筑为主体的园区里建筑侧是主战场；本项目含数据机房，用能结构与该案例不同，须自行核算后再判断主战场所在。</w:t>
       </w:r>
     </w:p>
     <w:p>
@@ -2268,7 +2268,7 @@
           <w:b w:val="0"/>
           <w:sz w:val="32"/>
         </w:rPr>
-        <w:t>（二）按计划推进后续调研对象。深圳的腾讯企鹅岛、大梅沙万科中心碳中和实验园区，广州的中国移动南方基地，行程尚未发生，按调研计划推进；北京移动信息港一站的实地环节，按既有园区节能改造、照明与空调联动、余热利用、智慧电力监控、数据中心节能及运行绩效核证五项重点，核实公开报道所载内容。</w:t>
+        <w:t>（二）按计划推进后续调研对象。深圳的腾讯企鹅岛、大梅沙万科中心碳中和实验园区，广州的中国移动南方基地，行程尚未发生，按调研计划推进；北京移动信息港一站的实地环节，按既有园区节能改造、照明与空调联动、余热利用、智慧电力监控、数据中心节能及运行绩效核证等重点推进，其中可与公开报道对照的部分逐项核实，运行绩效核证因公开报道中未见，需现场了解。</w:t>
       </w:r>
     </w:p>
     <w:p>
